--- a/por/docx/50.content.docx
+++ b/por/docx/50.content.docx
@@ -415,36 +415,24 @@
         </w:rPr>
         <w:t xml:space="preserve"> refere-se aos cristãos filipenses e está no plural na língua original em que Paulo escreveu. Ao longo desta carta, com uma exceção, as palavras “vocês” e “seus” estão no plural e referem-se aos cristãos filipenses. Se o seu idioma usa formas diferentes para mostrar quando “vocês” e “seus” referem-se a uma pessoa e quando referem-se a mais de uma pessoa, use a forma plural que seria apropriada no seu idioma nesta ocorrência e em todas as outras de “vocês” e “seus” nesta carta, exceto em </w:t>
       </w:r>
-      <w:hyperlink r:id="rId13">
-        <w:r>
-          <w:rPr>
-            <w:lang w:val="pt_PT" w:bidi="pt_PT"/>
-          </w:rPr>
-          <w:rPr>
-            <w:color w:val="0000EE"/>
-            <w:u w:val="single"/>
-          </w:rPr>
-          <w:t>4.3</w:t>
-        </w:r>
-      </w:hyperlink>
+      <w:r>
+        <w:rPr>
+          <w:lang w:val="pt_PT" w:bidi="pt_PT"/>
+        </w:rPr>
+        <w:t>4.3</w:t>
+      </w:r>
       <w:r>
         <w:rPr>
           <w:lang w:val="pt_PT" w:bidi="pt_PT"/>
         </w:rPr>
         <w:t xml:space="preserve">. Uma nota discutirá a única exceção em </w:t>
       </w:r>
-      <w:hyperlink r:id="rId13">
-        <w:r>
-          <w:rPr>
-            <w:lang w:val="pt_PT" w:bidi="pt_PT"/>
-          </w:rPr>
-          <w:rPr>
-            <w:color w:val="0000EE"/>
-            <w:u w:val="single"/>
-          </w:rPr>
-          <w:t>4.3</w:t>
-        </w:r>
-      </w:hyperlink>
+      <w:r>
+        <w:rPr>
+          <w:lang w:val="pt_PT" w:bidi="pt_PT"/>
+        </w:rPr>
+        <w:t>4.3</w:t>
+      </w:r>
       <w:r>
         <w:rPr>
           <w:lang w:val="pt_PT" w:bidi="pt_PT"/>
@@ -875,36 +863,24 @@
         </w:rPr>
         <w:t xml:space="preserve"> em </w:t>
       </w:r>
-      <w:hyperlink r:id="rId14">
-        <w:r>
-          <w:rPr>
-            <w:lang w:val="pt_PT" w:bidi="pt_PT"/>
-          </w:rPr>
-          <w:rPr>
-            <w:color w:val="0000EE"/>
-            <w:u w:val="single"/>
-          </w:rPr>
-          <w:t>1.2</w:t>
-        </w:r>
-      </w:hyperlink>
+      <w:r>
+        <w:rPr>
+          <w:lang w:val="pt_PT" w:bidi="pt_PT"/>
+        </w:rPr>
+        <w:t>1.2</w:t>
+      </w:r>
       <w:r>
         <w:rPr>
           <w:lang w:val="pt_PT" w:bidi="pt_PT"/>
         </w:rPr>
         <w:t xml:space="preserve">. Nesta carta, todo uso das palavras "vocês" e "seus" está no plural e se refere aos crentes filipenses, exceto por um uso em </w:t>
       </w:r>
-      <w:hyperlink r:id="rId13">
-        <w:r>
-          <w:rPr>
-            <w:lang w:val="pt_PT" w:bidi="pt_PT"/>
-          </w:rPr>
-          <w:rPr>
-            <w:color w:val="0000EE"/>
-            <w:u w:val="single"/>
-          </w:rPr>
-          <w:t>4.3</w:t>
-        </w:r>
-      </w:hyperlink>
+      <w:r>
+        <w:rPr>
+          <w:lang w:val="pt_PT" w:bidi="pt_PT"/>
+        </w:rPr>
+        <w:t>4.3</w:t>
+      </w:r>
       <w:r>
         <w:rPr>
           <w:lang w:val="pt_PT" w:bidi="pt_PT"/>
@@ -1113,36 +1089,24 @@
         </w:rPr>
         <w:t xml:space="preserve"> está no plural e refere-se aos cristãos filipenses. Nesta carta, com uma exceção, as palavras “você” e “seu” são sempre plurais e sempre se referem aos filipenses. Se o seu idioma utiliza formas diferentes para indicar quando “você” e “seu” se referem a uma pessoa e quando se referem a mais de uma pessoa, use a forma plural que seria apropriada no seu idioma nesta ocorrência e em todas as outras ocorrências de “você” e “seu” nesta carta, exceto em </w:t>
       </w:r>
-      <w:hyperlink r:id="rId13">
-        <w:r>
-          <w:rPr>
-            <w:lang w:val="pt_PT" w:bidi="pt_PT"/>
-          </w:rPr>
-          <w:rPr>
-            <w:color w:val="0000EE"/>
-            <w:u w:val="single"/>
-          </w:rPr>
-          <w:t>4.3</w:t>
-        </w:r>
-      </w:hyperlink>
+      <w:r>
+        <w:rPr>
+          <w:lang w:val="pt_PT" w:bidi="pt_PT"/>
+        </w:rPr>
+        <w:t>4.3</w:t>
+      </w:r>
       <w:r>
         <w:rPr>
           <w:lang w:val="pt_PT" w:bidi="pt_PT"/>
         </w:rPr>
         <w:t xml:space="preserve">. Uma nota discutirá a única exceção em </w:t>
       </w:r>
-      <w:hyperlink r:id="rId13">
-        <w:r>
-          <w:rPr>
-            <w:lang w:val="pt_PT" w:bidi="pt_PT"/>
-          </w:rPr>
-          <w:rPr>
-            <w:color w:val="0000EE"/>
-            <w:u w:val="single"/>
-          </w:rPr>
-          <w:t>4.3</w:t>
-        </w:r>
-      </w:hyperlink>
+      <w:r>
+        <w:rPr>
+          <w:lang w:val="pt_PT" w:bidi="pt_PT"/>
+        </w:rPr>
+        <w:t>4.3</w:t>
+      </w:r>
       <w:r>
         <w:rPr>
           <w:lang w:val="pt_PT" w:bidi="pt_PT"/>
@@ -1260,18 +1224,12 @@
         </w:rPr>
         <w:t xml:space="preserve"> refere-se à parceria dos filipenses com Paulo nas várias atividades envolvidas na divulgação do evangelho. Isso inclui doações em dinheiro que eles enviaram a Paulo (Veja: </w:t>
       </w:r>
-      <w:hyperlink r:id="rId15">
-        <w:r>
-          <w:rPr>
-            <w:lang w:val="pt_PT" w:bidi="pt_PT"/>
-          </w:rPr>
-          <w:rPr>
-            <w:color w:val="0000EE"/>
-            <w:u w:val="single"/>
-          </w:rPr>
-          <w:t>4.15–18</w:t>
-        </w:r>
-      </w:hyperlink>
+      <w:r>
+        <w:rPr>
+          <w:lang w:val="pt_PT" w:bidi="pt_PT"/>
+        </w:rPr>
+        <w:t>4.15–18</w:t>
+      </w:r>
       <w:r>
         <w:rPr>
           <w:lang w:val="pt_PT" w:bidi="pt_PT"/>
@@ -1931,18 +1889,12 @@
         </w:rPr>
         <w:t xml:space="preserve"> em </w:t>
       </w:r>
-      <w:hyperlink r:id="rId14">
-        <w:r>
-          <w:rPr>
-            <w:lang w:val="pt_PT" w:bidi="pt_PT"/>
-          </w:rPr>
-          <w:rPr>
-            <w:color w:val="0000EE"/>
-            <w:u w:val="single"/>
-          </w:rPr>
-          <w:t>Filipenses 1.2</w:t>
-        </w:r>
-      </w:hyperlink>
+      <w:r>
+        <w:rPr>
+          <w:lang w:val="pt_PT" w:bidi="pt_PT"/>
+        </w:rPr>
+        <w:t>Filipenses 1.2</w:t>
+      </w:r>
       <w:r>
         <w:rPr>
           <w:lang w:val="pt_PT" w:bidi="pt_PT"/>
@@ -3084,18 +3036,12 @@
         </w:rPr>
         <w:t xml:space="preserve">Veja como você traduziu a palavra "vocês" em </w:t>
       </w:r>
-      <w:hyperlink r:id="rId16">
-        <w:r>
-          <w:rPr>
-            <w:lang w:val="pt_PT" w:bidi="pt_PT"/>
-          </w:rPr>
-          <w:rPr>
-            <w:color w:val="0000EE"/>
-            <w:u w:val="single"/>
-          </w:rPr>
-          <w:t>Filipenses 1.5</w:t>
-        </w:r>
-      </w:hyperlink>
+      <w:r>
+        <w:rPr>
+          <w:lang w:val="pt_PT" w:bidi="pt_PT"/>
+        </w:rPr>
+        <w:t>Filipenses 1.5</w:t>
+      </w:r>
       <w:r>
         <w:rPr>
           <w:lang w:val="pt_PT" w:bidi="pt_PT"/>
@@ -4786,18 +4732,12 @@
         </w:rPr>
         <w:t xml:space="preserve">No texto original, existe a expressão "minhas correntes". Paulo novamente se refere ao seu encarceramento de forma figurativa ao usar a frase. Veja como você traduziu essa frase em </w:t>
       </w:r>
-      <w:hyperlink r:id="rId17">
-        <w:r>
-          <w:rPr>
-            <w:lang w:val="pt_PT" w:bidi="pt_PT"/>
-          </w:rPr>
-          <w:rPr>
-            <w:color w:val="0000EE"/>
-            <w:u w:val="single"/>
-          </w:rPr>
-          <w:t>1.7</w:t>
-        </w:r>
-      </w:hyperlink>
+      <w:r>
+        <w:rPr>
+          <w:lang w:val="pt_PT" w:bidi="pt_PT"/>
+        </w:rPr>
+        <w:t>1.7</w:t>
+      </w:r>
       <w:r>
         <w:rPr>
           <w:lang w:val="pt_PT" w:bidi="pt_PT"/>
@@ -5000,18 +4940,12 @@
         </w:rPr>
         <w:t xml:space="preserve">Veja como você traduziu "irmãos" no versículo anterior </w:t>
       </w:r>
-      <w:hyperlink r:id="rId18">
-        <w:r>
-          <w:rPr>
-            <w:lang w:val="pt_PT" w:bidi="pt_PT"/>
-          </w:rPr>
-          <w:rPr>
-            <w:color w:val="0000EE"/>
-            <w:u w:val="single"/>
-          </w:rPr>
-          <w:t>1.12</w:t>
-        </w:r>
-      </w:hyperlink>
+      <w:r>
+        <w:rPr>
+          <w:lang w:val="pt_PT" w:bidi="pt_PT"/>
+        </w:rPr>
+        <w:t>1.12</w:t>
+      </w:r>
       <w:r>
         <w:rPr>
           <w:lang w:val="pt_PT" w:bidi="pt_PT"/>
@@ -5610,36 +5544,24 @@
         </w:rPr>
         <w:t xml:space="preserve">Começando neste versículo e se estendendo até o final de </w:t>
       </w:r>
-      <w:hyperlink r:id="rId19">
-        <w:r>
-          <w:rPr>
-            <w:lang w:val="pt_PT" w:bidi="pt_PT"/>
-          </w:rPr>
-          <w:rPr>
-            <w:color w:val="0000EE"/>
-            <w:u w:val="single"/>
-          </w:rPr>
-          <w:t>1.17</w:t>
-        </w:r>
-      </w:hyperlink>
+      <w:r>
+        <w:rPr>
+          <w:lang w:val="pt_PT" w:bidi="pt_PT"/>
+        </w:rPr>
+        <w:t>1.17</w:t>
+      </w:r>
       <w:r>
         <w:rPr>
           <w:lang w:val="pt_PT" w:bidi="pt_PT"/>
         </w:rPr>
         <w:t xml:space="preserve">, Paulo utiliza um recurso poético chamado quiasmo, que pode ser confuso em alguns idiomas. Pode ser necessário reordenar certas partes em </w:t>
       </w:r>
-      <w:hyperlink r:id="rId20">
-        <w:r>
-          <w:rPr>
-            <w:lang w:val="pt_PT" w:bidi="pt_PT"/>
-          </w:rPr>
-          <w:rPr>
-            <w:color w:val="0000EE"/>
-            <w:u w:val="single"/>
-          </w:rPr>
-          <w:t>1.15–17</w:t>
-        </w:r>
-      </w:hyperlink>
+      <w:r>
+        <w:rPr>
+          <w:lang w:val="pt_PT" w:bidi="pt_PT"/>
+        </w:rPr>
+        <w:t>1.15–17</w:t>
+      </w:r>
       <w:r>
         <w:rPr>
           <w:lang w:val="pt_PT" w:bidi="pt_PT"/>
@@ -6285,18 +6207,12 @@
         </w:rPr>
         <w:t xml:space="preserve">Paulo está falando do evangelho como se fosse um lugar ou pessoa que pudesse ser atacado. Se isso for confuso no seu idioma, você pode usar uma linguagem simples. Veja como você traduziu “defesa e confirmação do evangelho” em </w:t>
       </w:r>
-      <w:hyperlink r:id="rId17">
-        <w:r>
-          <w:rPr>
-            <w:lang w:val="pt_PT" w:bidi="pt_PT"/>
-          </w:rPr>
-          <w:rPr>
-            <w:color w:val="0000EE"/>
-            <w:u w:val="single"/>
-          </w:rPr>
-          <w:t>1.7</w:t>
-        </w:r>
-      </w:hyperlink>
+      <w:r>
+        <w:rPr>
+          <w:lang w:val="pt_PT" w:bidi="pt_PT"/>
+        </w:rPr>
+        <w:t>1.7</w:t>
+      </w:r>
       <w:r>
         <w:rPr>
           <w:lang w:val="pt_PT" w:bidi="pt_PT"/>
@@ -6512,18 +6428,12 @@
         </w:rPr>
         <w:t xml:space="preserve">Veja como você traduziu a frase “defender e anunciar com firmeza o evangelho” em </w:t>
       </w:r>
-      <w:hyperlink r:id="rId17">
-        <w:r>
-          <w:rPr>
-            <w:lang w:val="pt_PT" w:bidi="pt_PT"/>
-          </w:rPr>
-          <w:rPr>
-            <w:color w:val="0000EE"/>
-            <w:u w:val="single"/>
-          </w:rPr>
-          <w:t>1.7</w:t>
-        </w:r>
-      </w:hyperlink>
+      <w:r>
+        <w:rPr>
+          <w:lang w:val="pt_PT" w:bidi="pt_PT"/>
+        </w:rPr>
+        <w:t>1.7</w:t>
+      </w:r>
       <w:r>
         <w:rPr>
           <w:lang w:val="pt_PT" w:bidi="pt_PT"/>
@@ -6797,36 +6707,24 @@
         </w:rPr>
         <w:t xml:space="preserve">No texto original, existe a expressão "minhas correntes", indicando que Paulo estava na cadeia. Aqui, ele se refere ao seu encarceramento mencionando uma parte dele: as correntes que prendiam seus pés e mãos. Se isso não estiver claro em seu idioma, você pode mencionar o encarceramento diretamente. Veja como você traduziu a frase "estou na cadeia" em </w:t>
       </w:r>
-      <w:hyperlink r:id="rId17">
-        <w:r>
-          <w:rPr>
-            <w:lang w:val="pt_PT" w:bidi="pt_PT"/>
-          </w:rPr>
-          <w:rPr>
-            <w:color w:val="0000EE"/>
-            <w:u w:val="single"/>
-          </w:rPr>
-          <w:t>1.7</w:t>
-        </w:r>
-      </w:hyperlink>
+      <w:r>
+        <w:rPr>
+          <w:lang w:val="pt_PT" w:bidi="pt_PT"/>
+        </w:rPr>
+        <w:t>1.7</w:t>
+      </w:r>
       <w:r>
         <w:rPr>
           <w:lang w:val="pt_PT" w:bidi="pt_PT"/>
         </w:rPr>
         <w:t xml:space="preserve"> e </w:t>
       </w:r>
-      <w:hyperlink r:id="rId21">
-        <w:r>
-          <w:rPr>
-            <w:lang w:val="pt_PT" w:bidi="pt_PT"/>
-          </w:rPr>
-          <w:rPr>
-            <w:color w:val="0000EE"/>
-            <w:u w:val="single"/>
-          </w:rPr>
-          <w:t>1.13</w:t>
-        </w:r>
-      </w:hyperlink>
+      <w:r>
+        <w:rPr>
+          <w:lang w:val="pt_PT" w:bidi="pt_PT"/>
+        </w:rPr>
+        <w:t>1.13</w:t>
+      </w:r>
       <w:r>
         <w:rPr>
           <w:lang w:val="pt_PT" w:bidi="pt_PT"/>
@@ -7917,18 +7815,12 @@
         </w:rPr>
         <w:t xml:space="preserve">No texto original, existe a frase "no meu corpo" que é usada para indicar as atividades que Paulo realiza com seu corpo. Paulo menciona seu corpo porque era com seu corpo terreno que ele serviria a Deus na terra até morrer, como ele explica em mais detalhes em </w:t>
       </w:r>
-      <w:hyperlink r:id="rId22">
-        <w:r>
-          <w:rPr>
-            <w:lang w:val="pt_PT" w:bidi="pt_PT"/>
-          </w:rPr>
-          <w:rPr>
-            <w:color w:val="0000EE"/>
-            <w:u w:val="single"/>
-          </w:rPr>
-          <w:t>1.22–24</w:t>
-        </w:r>
-      </w:hyperlink>
+      <w:r>
+        <w:rPr>
+          <w:lang w:val="pt_PT" w:bidi="pt_PT"/>
+        </w:rPr>
+        <w:t>1.22–24</w:t>
+      </w:r>
       <w:r>
         <w:rPr>
           <w:lang w:val="pt_PT" w:bidi="pt_PT"/>
@@ -9404,18 +9296,12 @@
         </w:rPr>
         <w:t xml:space="preserve"> que significa permanecer vivo em seu corpo na terra. Veja como você traduziu "continuar vivendo" em </w:t>
       </w:r>
-      <w:hyperlink r:id="rId23">
-        <w:r>
-          <w:rPr>
-            <w:lang w:val="pt_PT" w:bidi="pt_PT"/>
-          </w:rPr>
-          <w:rPr>
-            <w:color w:val="0000EE"/>
-            <w:u w:val="single"/>
-          </w:rPr>
-          <w:t>1.22</w:t>
-        </w:r>
-      </w:hyperlink>
+      <w:r>
+        <w:rPr>
+          <w:lang w:val="pt_PT" w:bidi="pt_PT"/>
+        </w:rPr>
+        <w:t>1.22</w:t>
+      </w:r>
       <w:r>
         <w:rPr>
           <w:lang w:val="pt_PT" w:bidi="pt_PT"/>
@@ -9644,18 +9530,12 @@
         </w:rPr>
         <w:t xml:space="preserve"> em </w:t>
       </w:r>
-      <w:hyperlink r:id="rId16">
-        <w:r>
-          <w:rPr>
-            <w:lang w:val="pt_PT" w:bidi="pt_PT"/>
-          </w:rPr>
-          <w:rPr>
-            <w:color w:val="0000EE"/>
-            <w:u w:val="single"/>
-          </w:rPr>
-          <w:t>1.5</w:t>
-        </w:r>
-      </w:hyperlink>
+      <w:r>
+        <w:rPr>
+          <w:lang w:val="pt_PT" w:bidi="pt_PT"/>
+        </w:rPr>
+        <w:t>1.5</w:t>
+      </w:r>
       <w:r>
         <w:rPr>
           <w:lang w:val="pt_PT" w:bidi="pt_PT"/>
@@ -9753,18 +9633,12 @@
         </w:rPr>
         <w:t xml:space="preserve"> refere-se a </w:t>
       </w:r>
-      <w:hyperlink r:id="rId24">
-        <w:r>
-          <w:rPr>
-            <w:lang w:val="pt_PT" w:bidi="pt_PT"/>
-          </w:rPr>
-          <w:rPr>
-            <w:color w:val="0000EE"/>
-            <w:u w:val="single"/>
-          </w:rPr>
-          <w:t>1.24</w:t>
-        </w:r>
-      </w:hyperlink>
+      <w:r>
+        <w:rPr>
+          <w:lang w:val="pt_PT" w:bidi="pt_PT"/>
+        </w:rPr>
+        <w:t>1.24</w:t>
+      </w:r>
       <w:r>
         <w:rPr>
           <w:lang w:val="pt_PT" w:bidi="pt_PT"/>
@@ -10019,18 +9893,12 @@
         </w:rPr>
         <w:t xml:space="preserve"> em </w:t>
       </w:r>
-      <w:hyperlink r:id="rId24">
-        <w:r>
-          <w:rPr>
-            <w:lang w:val="pt_PT" w:bidi="pt_PT"/>
-          </w:rPr>
-          <w:rPr>
-            <w:color w:val="0000EE"/>
-            <w:u w:val="single"/>
-          </w:rPr>
-          <w:t>1.24</w:t>
-        </w:r>
-      </w:hyperlink>
+      <w:r>
+        <w:rPr>
+          <w:lang w:val="pt_PT" w:bidi="pt_PT"/>
+        </w:rPr>
+        <w:t>1.24</w:t>
+      </w:r>
       <w:r>
         <w:rPr>
           <w:lang w:val="pt_PT" w:bidi="pt_PT"/>
@@ -10246,18 +10114,12 @@
         </w:rPr>
         <w:t xml:space="preserve"> em </w:t>
       </w:r>
-      <w:hyperlink r:id="rId14">
-        <w:r>
-          <w:rPr>
-            <w:lang w:val="pt_PT" w:bidi="pt_PT"/>
-          </w:rPr>
-          <w:rPr>
-            <w:color w:val="0000EE"/>
-            <w:u w:val="single"/>
-          </w:rPr>
-          <w:t>1.2</w:t>
-        </w:r>
-      </w:hyperlink>
+      <w:r>
+        <w:rPr>
+          <w:lang w:val="pt_PT" w:bidi="pt_PT"/>
+        </w:rPr>
+        <w:t>1.2</w:t>
+      </w:r>
       <w:r>
         <w:rPr>
           <w:lang w:val="pt_PT" w:bidi="pt_PT"/>
@@ -10623,18 +10485,12 @@
         </w:rPr>
         <w:t xml:space="preserve"> em </w:t>
       </w:r>
-      <w:hyperlink r:id="rId16">
-        <w:r>
-          <w:rPr>
-            <w:lang w:val="pt_PT" w:bidi="pt_PT"/>
-          </w:rPr>
-          <w:rPr>
-            <w:color w:val="0000EE"/>
-            <w:u w:val="single"/>
-          </w:rPr>
-          <w:t>1.5</w:t>
-        </w:r>
-      </w:hyperlink>
+      <w:r>
+        <w:rPr>
+          <w:lang w:val="pt_PT" w:bidi="pt_PT"/>
+        </w:rPr>
+        <w:t>1.5</w:t>
+      </w:r>
       <w:r>
         <w:rPr>
           <w:lang w:val="pt_PT" w:bidi="pt_PT"/>
@@ -10843,18 +10699,12 @@
         </w:rPr>
         <w:t xml:space="preserve"> indica que o que segue é o propósito do que foi mencionado anteriormente. O propósito de Paulo permanecer vivo (</w:t>
       </w:r>
-      <w:hyperlink r:id="rId25">
-        <w:r>
-          <w:rPr>
-            <w:lang w:val="pt_PT" w:bidi="pt_PT"/>
-          </w:rPr>
-          <w:rPr>
-            <w:color w:val="0000EE"/>
-            <w:u w:val="single"/>
-          </w:rPr>
-          <w:t>1.25</w:t>
-        </w:r>
-      </w:hyperlink>
+      <w:r>
+        <w:rPr>
+          <w:lang w:val="pt_PT" w:bidi="pt_PT"/>
+        </w:rPr>
+        <w:t>1.25</w:t>
+      </w:r>
       <w:r>
         <w:rPr>
           <w:lang w:val="pt_PT" w:bidi="pt_PT"/>
@@ -11083,18 +10933,12 @@
         </w:rPr>
         <w:t xml:space="preserve"> descreve a viagem de Paulo do ponto de vista dos filipenses. Em seu idioma, pode ser mais natural descrever a viagem do ponto de vista de Paulo e usar uma palavra como "indo". Aqui e no versículo </w:t>
       </w:r>
-      <w:hyperlink r:id="rId26">
-        <w:r>
-          <w:rPr>
-            <w:lang w:val="pt_PT" w:bidi="pt_PT"/>
-          </w:rPr>
-          <w:rPr>
-            <w:color w:val="0000EE"/>
-            <w:u w:val="single"/>
-          </w:rPr>
-          <w:t>27</w:t>
-        </w:r>
-      </w:hyperlink>
+      <w:r>
+        <w:rPr>
+          <w:lang w:val="pt_PT" w:bidi="pt_PT"/>
+        </w:rPr>
+        <w:t>27</w:t>
+      </w:r>
       <w:r>
         <w:rPr>
           <w:lang w:val="pt_PT" w:bidi="pt_PT"/>
@@ -11336,18 +11180,12 @@
         </w:rPr>
         <w:t xml:space="preserve"> refere-se a Paulo viajando para onde os filipenses vivem e visitando-os. Veja como você traduziu a forma desta palavra no versículo anterior, </w:t>
       </w:r>
-      <w:hyperlink r:id="rId27">
-        <w:r>
-          <w:rPr>
-            <w:lang w:val="pt_PT" w:bidi="pt_PT"/>
-          </w:rPr>
-          <w:rPr>
-            <w:color w:val="0000EE"/>
-            <w:u w:val="single"/>
-          </w:rPr>
-          <w:t>1.26</w:t>
-        </w:r>
-      </w:hyperlink>
+      <w:r>
+        <w:rPr>
+          <w:lang w:val="pt_PT" w:bidi="pt_PT"/>
+        </w:rPr>
+        <w:t>1.26</w:t>
+      </w:r>
       <w:r>
         <w:rPr>
           <w:lang w:val="pt_PT" w:bidi="pt_PT"/>
@@ -16332,18 +16170,12 @@
         </w:rPr>
         <w:t xml:space="preserve"> introduz um contraste entre a cláusula anterior em </w:t>
       </w:r>
-      <w:hyperlink r:id="rId28">
-        <w:r>
-          <w:rPr>
-            <w:lang w:val="pt_PT" w:bidi="pt_PT"/>
-          </w:rPr>
-          <w:rPr>
-            <w:color w:val="0000EE"/>
-            <w:u w:val="single"/>
-          </w:rPr>
-          <w:t>2.6</w:t>
-        </w:r>
-      </w:hyperlink>
+      <w:r>
+        <w:rPr>
+          <w:lang w:val="pt_PT" w:bidi="pt_PT"/>
+        </w:rPr>
+        <w:t>2.6</w:t>
+      </w:r>
       <w:r>
         <w:rPr>
           <w:lang w:val="pt_PT" w:bidi="pt_PT"/>
@@ -17797,18 +17629,12 @@
         </w:rPr>
         <w:t xml:space="preserve"> introduz o resultado da humilhação de Jesus, conforme descrito em </w:t>
       </w:r>
-      <w:hyperlink r:id="rId29">
-        <w:r>
-          <w:rPr>
-            <w:lang w:val="pt_PT" w:bidi="pt_PT"/>
-          </w:rPr>
-          <w:rPr>
-            <w:color w:val="0000EE"/>
-            <w:u w:val="single"/>
-          </w:rPr>
-          <w:t>2.6–8</w:t>
-        </w:r>
-      </w:hyperlink>
+      <w:r>
+        <w:rPr>
+          <w:lang w:val="pt_PT" w:bidi="pt_PT"/>
+        </w:rPr>
+        <w:t>2.6–8</w:t>
+      </w:r>
       <w:r>
         <w:rPr>
           <w:lang w:val="pt_PT" w:bidi="pt_PT"/>
@@ -18115,36 +17941,24 @@
         </w:rPr>
         <w:t xml:space="preserve"> conecta este versículo com o versículo anterior, </w:t>
       </w:r>
-      <w:hyperlink r:id="rId30">
-        <w:r>
-          <w:rPr>
-            <w:lang w:val="pt_PT" w:bidi="pt_PT"/>
-          </w:rPr>
-          <w:rPr>
-            <w:color w:val="0000EE"/>
-            <w:u w:val="single"/>
-          </w:rPr>
-          <w:t>2.9</w:t>
-        </w:r>
-      </w:hyperlink>
+      <w:r>
+        <w:rPr>
+          <w:lang w:val="pt_PT" w:bidi="pt_PT"/>
+        </w:rPr>
+        <w:t>2.9</w:t>
+      </w:r>
       <w:r>
         <w:rPr>
           <w:lang w:val="pt_PT" w:bidi="pt_PT"/>
         </w:rPr>
         <w:t xml:space="preserve"> e indica que este versículo e o próximo são o resultado de </w:t>
       </w:r>
-      <w:hyperlink r:id="rId30">
-        <w:r>
-          <w:rPr>
-            <w:lang w:val="pt_PT" w:bidi="pt_PT"/>
-          </w:rPr>
-          <w:rPr>
-            <w:color w:val="0000EE"/>
-            <w:u w:val="single"/>
-          </w:rPr>
-          <w:t>2.9</w:t>
-        </w:r>
-      </w:hyperlink>
+      <w:r>
+        <w:rPr>
+          <w:lang w:val="pt_PT" w:bidi="pt_PT"/>
+        </w:rPr>
+        <w:t>2.9</w:t>
+      </w:r>
       <w:r>
         <w:rPr>
           <w:lang w:val="pt_PT" w:bidi="pt_PT"/>
@@ -18882,18 +18696,12 @@
         </w:rPr>
         <w:t xml:space="preserve"> indica que o que se segue é o resultado desejado do que foi mencionado em </w:t>
       </w:r>
-      <w:hyperlink r:id="rId31">
-        <w:r>
-          <w:rPr>
-            <w:lang w:val="pt_PT" w:bidi="pt_PT"/>
-          </w:rPr>
-          <w:rPr>
-            <w:color w:val="0000EE"/>
-            <w:u w:val="single"/>
-          </w:rPr>
-          <w:t>2.5–11</w:t>
-        </w:r>
-      </w:hyperlink>
+      <w:r>
+        <w:rPr>
+          <w:lang w:val="pt_PT" w:bidi="pt_PT"/>
+        </w:rPr>
+        <w:t>2.5–11</w:t>
+      </w:r>
       <w:r>
         <w:rPr>
           <w:lang w:val="pt_PT" w:bidi="pt_PT"/>
@@ -21215,18 +21023,12 @@
         </w:rPr>
         <w:t xml:space="preserve">, Paulo introduz uma razão pela qual os filipenses devem se esforçar para viver as coisas que ele acabou de lhes instruir em </w:t>
       </w:r>
-      <w:hyperlink r:id="rId32">
-        <w:r>
-          <w:rPr>
-            <w:lang w:val="pt_PT" w:bidi="pt_PT"/>
-          </w:rPr>
-          <w:rPr>
-            <w:color w:val="0000EE"/>
-            <w:u w:val="single"/>
-          </w:rPr>
-          <w:t>2.12</w:t>
-        </w:r>
-      </w:hyperlink>
+      <w:r>
+        <w:rPr>
+          <w:lang w:val="pt_PT" w:bidi="pt_PT"/>
+        </w:rPr>
+        <w:t>2.12</w:t>
+      </w:r>
       <w:r>
         <w:rPr>
           <w:lang w:val="pt_PT" w:bidi="pt_PT"/>
@@ -22042,18 +21844,12 @@
         </w:rPr>
         <w:t xml:space="preserve"> conecta a ideia de correr e trabalhar para o avanço do evangelho, que Paulo discutiu em </w:t>
       </w:r>
-      <w:hyperlink r:id="rId33">
-        <w:r>
-          <w:rPr>
-            <w:lang w:val="pt_PT" w:bidi="pt_PT"/>
-          </w:rPr>
-          <w:rPr>
-            <w:color w:val="0000EE"/>
-            <w:u w:val="single"/>
-          </w:rPr>
-          <w:t>2.16</w:t>
-        </w:r>
-      </w:hyperlink>
+      <w:r>
+        <w:rPr>
+          <w:lang w:val="pt_PT" w:bidi="pt_PT"/>
+        </w:rPr>
+        <w:t>2.16</w:t>
+      </w:r>
       <w:r>
         <w:rPr>
           <w:lang w:val="pt_PT" w:bidi="pt_PT"/>
@@ -22171,18 +21967,12 @@
         </w:rPr>
         <w:t xml:space="preserve"> utiliza uma imagem do sistema sacrificial judaico do Antigo Testamento. Um sacerdote sacrificava um animal no altar como uma oferta queimada a Deus e depois derramava vinho como uma oferta de libação a Deus, para completar o sacrifício. Veja </w:t>
       </w:r>
-      <w:hyperlink r:id="rId34">
-        <w:r>
-          <w:rPr>
-            <w:lang w:val="pt_PT" w:bidi="pt_PT"/>
-          </w:rPr>
-          <w:rPr>
-            <w:color w:val="0000EE"/>
-            <w:u w:val="single"/>
-          </w:rPr>
-          <w:t>28.7</w:t>
-        </w:r>
-      </w:hyperlink>
+      <w:r>
+        <w:rPr>
+          <w:lang w:val="pt_PT" w:bidi="pt_PT"/>
+        </w:rPr>
+        <w:t>28.7</w:t>
+      </w:r>
       <w:r>
         <w:rPr>
           <w:lang w:val="pt_PT" w:bidi="pt_PT"/>
@@ -22716,18 +22506,12 @@
         </w:rPr>
         <w:t xml:space="preserve"> resume a atitude de Paulo em relação ao seu trabalho árduo e sofrimento em favor dos filipenses, que ele descreveu em </w:t>
       </w:r>
-      <w:hyperlink r:id="rId33">
-        <w:r>
-          <w:rPr>
-            <w:lang w:val="pt_PT" w:bidi="pt_PT"/>
-          </w:rPr>
-          <w:rPr>
-            <w:color w:val="0000EE"/>
-            <w:u w:val="single"/>
-          </w:rPr>
-          <w:t>2.16</w:t>
-        </w:r>
-      </w:hyperlink>
+      <w:r>
+        <w:rPr>
+          <w:lang w:val="pt_PT" w:bidi="pt_PT"/>
+        </w:rPr>
+        <w:t>2.16</w:t>
+      </w:r>
       <w:r>
         <w:rPr>
           <w:lang w:val="pt_PT" w:bidi="pt_PT"/>
@@ -22825,18 +22609,12 @@
         </w:rPr>
         <w:t xml:space="preserve"> refere-se aos cristãos filipenses alegrando-se da mesma forma que Paulo mencionou que se alegraria no versículo anterior </w:t>
       </w:r>
-      <w:hyperlink r:id="rId35">
-        <w:r>
-          <w:rPr>
-            <w:lang w:val="pt_PT" w:bidi="pt_PT"/>
-          </w:rPr>
-          <w:rPr>
-            <w:color w:val="0000EE"/>
-            <w:u w:val="single"/>
-          </w:rPr>
-          <w:t>2.17</w:t>
-        </w:r>
-      </w:hyperlink>
+      <w:r>
+        <w:rPr>
+          <w:lang w:val="pt_PT" w:bidi="pt_PT"/>
+        </w:rPr>
+        <w:t>2.17</w:t>
+      </w:r>
       <w:r>
         <w:rPr>
           <w:lang w:val="pt_PT" w:bidi="pt_PT"/>
@@ -26509,18 +26287,12 @@
         </w:rPr>
         <w:t xml:space="preserve"> aqui para se referir a qualquer pessoa que seja um companheiro de fé em Jesus. Se isso não estiver claro em seu idioma, você pode expressar isso de forma simples. Veja como você traduziu esta expressão em </w:t>
       </w:r>
-      <w:hyperlink r:id="rId18">
-        <w:r>
-          <w:rPr>
-            <w:lang w:val="pt_PT" w:bidi="pt_PT"/>
-          </w:rPr>
-          <w:rPr>
-            <w:color w:val="0000EE"/>
-            <w:u w:val="single"/>
-          </w:rPr>
-          <w:t>Filipenses 1.12</w:t>
-        </w:r>
-      </w:hyperlink>
+      <w:r>
+        <w:rPr>
+          <w:lang w:val="pt_PT" w:bidi="pt_PT"/>
+        </w:rPr>
+        <w:t>Filipenses 1.12</w:t>
+      </w:r>
       <w:r>
         <w:rPr>
           <w:lang w:val="pt_PT" w:bidi="pt_PT"/>
@@ -28385,18 +28157,12 @@
         </w:rPr>
         <w:t xml:space="preserve">Usando uma situação hipotética, Paulo recita suas próprias credenciais para ilustrar que, se observar a lei pudesse garantir o favor de Deus, ele teria mais motivos para se gabar do que qualquer outra pessoa. Seu objetivo é ensinar aos crentes filipenses que eles devem confiar apenas em Cristo e não em outras coisas para obter o favor de Deus. Paulo explica em </w:t>
       </w:r>
-      <w:hyperlink r:id="rId36">
-        <w:r>
-          <w:rPr>
-            <w:lang w:val="pt_PT" w:bidi="pt_PT"/>
-          </w:rPr>
-          <w:rPr>
-            <w:color w:val="0000EE"/>
-            <w:u w:val="single"/>
-          </w:rPr>
-          <w:t>3.7–11</w:t>
-        </w:r>
-      </w:hyperlink>
+      <w:r>
+        <w:rPr>
+          <w:lang w:val="pt_PT" w:bidi="pt_PT"/>
+        </w:rPr>
+        <w:t>3.7–11</w:t>
+      </w:r>
       <w:r>
         <w:rPr>
           <w:lang w:val="pt_PT" w:bidi="pt_PT"/>
@@ -29266,18 +29032,12 @@
         </w:rPr>
         <w:t xml:space="preserve">Este versículo inteiro é a resposta de Paulo às sete coisas que ele listou em </w:t>
       </w:r>
-      <w:hyperlink r:id="rId37">
-        <w:r>
-          <w:rPr>
-            <w:lang w:val="pt_PT" w:bidi="pt_PT"/>
-          </w:rPr>
-          <w:rPr>
-            <w:color w:val="0000EE"/>
-            <w:u w:val="single"/>
-          </w:rPr>
-          <w:t>3.5,6</w:t>
-        </w:r>
-      </w:hyperlink>
+      <w:r>
+        <w:rPr>
+          <w:lang w:val="pt_PT" w:bidi="pt_PT"/>
+        </w:rPr>
+        <w:t>3.5,6</w:t>
+      </w:r>
       <w:r>
         <w:rPr>
           <w:lang w:val="pt_PT" w:bidi="pt_PT"/>
@@ -29480,18 +29240,12 @@
         </w:rPr>
         <w:t xml:space="preserve">Esta frase refere-se especificamente à lista de sete coisas que Paulo acabou de listar em </w:t>
       </w:r>
-      <w:hyperlink r:id="rId37">
-        <w:r>
-          <w:rPr>
-            <w:lang w:val="pt_PT" w:bidi="pt_PT"/>
-          </w:rPr>
-          <w:rPr>
-            <w:color w:val="0000EE"/>
-            <w:u w:val="single"/>
-          </w:rPr>
-          <w:t>3.5,6</w:t>
-        </w:r>
-      </w:hyperlink>
+      <w:r>
+        <w:rPr>
+          <w:lang w:val="pt_PT" w:bidi="pt_PT"/>
+        </w:rPr>
+        <w:t>3.5,6</w:t>
+      </w:r>
       <w:r>
         <w:rPr>
           <w:lang w:val="pt_PT" w:bidi="pt_PT"/>
@@ -29805,18 +29559,12 @@
         </w:rPr>
         <w:t xml:space="preserve">Neste versículo, Paulo continua a metáfora de negócios que ele começou em </w:t>
       </w:r>
-      <w:hyperlink r:id="rId38">
-        <w:r>
-          <w:rPr>
-            <w:lang w:val="pt_PT" w:bidi="pt_PT"/>
-          </w:rPr>
-          <w:rPr>
-            <w:color w:val="0000EE"/>
-            <w:u w:val="single"/>
-          </w:rPr>
-          <w:t>3.7</w:t>
-        </w:r>
-      </w:hyperlink>
+      <w:r>
+        <w:rPr>
+          <w:lang w:val="pt_PT" w:bidi="pt_PT"/>
+        </w:rPr>
+        <w:t>3.7</w:t>
+      </w:r>
       <w:r>
         <w:rPr>
           <w:lang w:val="pt_PT" w:bidi="pt_PT"/>
@@ -29934,18 +29682,12 @@
         </w:rPr>
         <w:t xml:space="preserve"> em </w:t>
       </w:r>
-      <w:hyperlink r:id="rId38">
-        <w:r>
-          <w:rPr>
-            <w:lang w:val="pt_PT" w:bidi="pt_PT"/>
-          </w:rPr>
-          <w:rPr>
-            <w:color w:val="0000EE"/>
-            <w:u w:val="single"/>
-          </w:rPr>
-          <w:t>3.7</w:t>
-        </w:r>
-      </w:hyperlink>
+      <w:r>
+        <w:rPr>
+          <w:lang w:val="pt_PT" w:bidi="pt_PT"/>
+        </w:rPr>
+        <w:t>3.7</w:t>
+      </w:r>
       <w:r>
         <w:rPr>
           <w:lang w:val="pt_PT" w:bidi="pt_PT"/>
@@ -30043,18 +29785,12 @@
         </w:rPr>
         <w:t xml:space="preserve">em </w:t>
       </w:r>
-      <w:hyperlink r:id="rId38">
-        <w:r>
-          <w:rPr>
-            <w:lang w:val="pt_PT" w:bidi="pt_PT"/>
-          </w:rPr>
-          <w:rPr>
-            <w:color w:val="0000EE"/>
-            <w:u w:val="single"/>
-          </w:rPr>
-          <w:t>3.7</w:t>
-        </w:r>
-      </w:hyperlink>
+      <w:r>
+        <w:rPr>
+          <w:lang w:val="pt_PT" w:bidi="pt_PT"/>
+        </w:rPr>
+        <w:t>3.7</w:t>
+      </w:r>
       <w:r>
         <w:rPr>
           <w:lang w:val="pt_PT" w:bidi="pt_PT"/>
@@ -30557,18 +30293,12 @@
         </w:rPr>
         <w:t xml:space="preserve">Uma tradução mais literal vai dizer: "pelo qual sofri a perda de todas estas coisas". Veja como você traduziu o substantivo abstrato "perda" anteriormente neste versículo e em </w:t>
       </w:r>
-      <w:hyperlink r:id="rId38">
-        <w:r>
-          <w:rPr>
-            <w:lang w:val="pt_PT" w:bidi="pt_PT"/>
-          </w:rPr>
-          <w:rPr>
-            <w:color w:val="0000EE"/>
-            <w:u w:val="single"/>
-          </w:rPr>
-          <w:t>3.7</w:t>
-        </w:r>
-      </w:hyperlink>
+      <w:r>
+        <w:rPr>
+          <w:lang w:val="pt_PT" w:bidi="pt_PT"/>
+        </w:rPr>
+        <w:t>3.7</w:t>
+      </w:r>
       <w:r>
         <w:rPr>
           <w:lang w:val="pt_PT" w:bidi="pt_PT"/>
@@ -30686,18 +30416,12 @@
         </w:rPr>
         <w:t xml:space="preserve"> anteriormente neste versículo e em </w:t>
       </w:r>
-      <w:hyperlink r:id="rId38">
-        <w:r>
-          <w:rPr>
-            <w:lang w:val="pt_PT" w:bidi="pt_PT"/>
-          </w:rPr>
-          <w:rPr>
-            <w:color w:val="0000EE"/>
-            <w:u w:val="single"/>
-          </w:rPr>
-          <w:t>3.7</w:t>
-        </w:r>
-      </w:hyperlink>
+      <w:r>
+        <w:rPr>
+          <w:lang w:val="pt_PT" w:bidi="pt_PT"/>
+        </w:rPr>
+        <w:t>3.7</w:t>
+      </w:r>
       <w:r>
         <w:rPr>
           <w:lang w:val="pt_PT" w:bidi="pt_PT"/>
@@ -30893,18 +30617,12 @@
         </w:rPr>
         <w:t xml:space="preserve"> em </w:t>
       </w:r>
-      <w:hyperlink r:id="rId38">
-        <w:r>
-          <w:rPr>
-            <w:lang w:val="pt_PT" w:bidi="pt_PT"/>
-          </w:rPr>
-          <w:rPr>
-            <w:color w:val="0000EE"/>
-            <w:u w:val="single"/>
-          </w:rPr>
-          <w:t>3.7</w:t>
-        </w:r>
-      </w:hyperlink>
+      <w:r>
+        <w:rPr>
+          <w:lang w:val="pt_PT" w:bidi="pt_PT"/>
+        </w:rPr>
+        <w:t>3.7</w:t>
+      </w:r>
       <w:r>
         <w:rPr>
           <w:lang w:val="pt_PT" w:bidi="pt_PT"/>
@@ -32242,18 +31960,12 @@
         </w:rPr>
         <w:t xml:space="preserve">Veja como você traduziu a palavra “conhecimento” em </w:t>
       </w:r>
-      <w:hyperlink r:id="rId39">
-        <w:r>
-          <w:rPr>
-            <w:lang w:val="pt_PT" w:bidi="pt_PT"/>
-          </w:rPr>
-          <w:rPr>
-            <w:color w:val="0000EE"/>
-            <w:u w:val="single"/>
-          </w:rPr>
-          <w:t>3.8</w:t>
-        </w:r>
-      </w:hyperlink>
+      <w:r>
+        <w:rPr>
+          <w:lang w:val="pt_PT" w:bidi="pt_PT"/>
+        </w:rPr>
+        <w:t>3.8</w:t>
+      </w:r>
       <w:r>
         <w:rPr>
           <w:lang w:val="pt_PT" w:bidi="pt_PT"/>
@@ -33689,36 +33401,24 @@
         </w:rPr>
         <w:t xml:space="preserve"> em </w:t>
       </w:r>
-      <w:hyperlink r:id="rId18">
-        <w:r>
-          <w:rPr>
-            <w:lang w:val="pt_PT" w:bidi="pt_PT"/>
-          </w:rPr>
-          <w:rPr>
-            <w:color w:val="0000EE"/>
-            <w:u w:val="single"/>
-          </w:rPr>
-          <w:t>Filipenses 1.12</w:t>
-        </w:r>
-      </w:hyperlink>
+      <w:r>
+        <w:rPr>
+          <w:lang w:val="pt_PT" w:bidi="pt_PT"/>
+        </w:rPr>
+        <w:t>Filipenses 1.12</w:t>
+      </w:r>
       <w:r>
         <w:rPr>
           <w:lang w:val="pt_PT" w:bidi="pt_PT"/>
         </w:rPr>
         <w:t xml:space="preserve"> e </w:t>
       </w:r>
-      <w:hyperlink r:id="rId40">
-        <w:r>
-          <w:rPr>
-            <w:lang w:val="pt_PT" w:bidi="pt_PT"/>
-          </w:rPr>
-          <w:rPr>
-            <w:color w:val="0000EE"/>
-            <w:u w:val="single"/>
-          </w:rPr>
-          <w:t>3.1</w:t>
-        </w:r>
-      </w:hyperlink>
+      <w:r>
+        <w:rPr>
+          <w:lang w:val="pt_PT" w:bidi="pt_PT"/>
+        </w:rPr>
+        <w:t>3.1</w:t>
+      </w:r>
       <w:r>
         <w:rPr>
           <w:lang w:val="pt_PT" w:bidi="pt_PT"/>
@@ -34038,18 +33738,12 @@
         </w:rPr>
         <w:t xml:space="preserve">, Paulo está usando a imagem de uma pessoa em uma corrida para ganhar um prêmio. Paulo se retrata como um corredor nesta metáfora, e ele continua usando essa metáfora até o final de </w:t>
       </w:r>
-      <w:hyperlink r:id="rId41">
-        <w:r>
-          <w:rPr>
-            <w:lang w:val="pt_PT" w:bidi="pt_PT"/>
-          </w:rPr>
-          <w:rPr>
-            <w:color w:val="0000EE"/>
-            <w:u w:val="single"/>
-          </w:rPr>
-          <w:t>Filipenses 3.14</w:t>
-        </w:r>
-      </w:hyperlink>
+      <w:r>
+        <w:rPr>
+          <w:lang w:val="pt_PT" w:bidi="pt_PT"/>
+        </w:rPr>
+        <w:t>Filipenses 3.14</w:t>
+      </w:r>
       <w:r>
         <w:rPr>
           <w:lang w:val="pt_PT" w:bidi="pt_PT"/>
@@ -34904,36 +34598,24 @@
         </w:rPr>
         <w:t xml:space="preserve"> indica que Paulo está fazendo a transição do ensino aos filipenses usando sua experiência pessoal (</w:t>
       </w:r>
-      <w:hyperlink r:id="rId42">
-        <w:r>
-          <w:rPr>
-            <w:lang w:val="pt_PT" w:bidi="pt_PT"/>
-          </w:rPr>
-          <w:rPr>
-            <w:color w:val="0000EE"/>
-            <w:u w:val="single"/>
-          </w:rPr>
-          <w:t>Fp 3.4–14</w:t>
-        </w:r>
-      </w:hyperlink>
+      <w:r>
+        <w:rPr>
+          <w:lang w:val="pt_PT" w:bidi="pt_PT"/>
+        </w:rPr>
+        <w:t>Fp 3.4–14</w:t>
+      </w:r>
       <w:r>
         <w:rPr>
           <w:lang w:val="pt_PT" w:bidi="pt_PT"/>
         </w:rPr>
         <w:t>) para exortá-los (</w:t>
       </w:r>
-      <w:hyperlink r:id="rId43">
-        <w:r>
-          <w:rPr>
-            <w:lang w:val="pt_PT" w:bidi="pt_PT"/>
-          </w:rPr>
-          <w:rPr>
-            <w:color w:val="0000EE"/>
-            <w:u w:val="single"/>
-          </w:rPr>
-          <w:t>Fp 3.15–17</w:t>
-        </w:r>
-      </w:hyperlink>
+      <w:r>
+        <w:rPr>
+          <w:lang w:val="pt_PT" w:bidi="pt_PT"/>
+        </w:rPr>
+        <w:t>Fp 3.15–17</w:t>
+      </w:r>
       <w:r>
         <w:rPr>
           <w:lang w:val="pt_PT" w:bidi="pt_PT"/>
@@ -35680,18 +35362,12 @@
         </w:rPr>
         <w:t xml:space="preserve"> em </w:t>
       </w:r>
-      <w:hyperlink r:id="rId18">
-        <w:r>
-          <w:rPr>
-            <w:lang w:val="pt_PT" w:bidi="pt_PT"/>
-          </w:rPr>
-          <w:rPr>
-            <w:color w:val="0000EE"/>
-            <w:u w:val="single"/>
-          </w:rPr>
-          <w:t>Filipenses 1.12</w:t>
-        </w:r>
-      </w:hyperlink>
+      <w:r>
+        <w:rPr>
+          <w:lang w:val="pt_PT" w:bidi="pt_PT"/>
+        </w:rPr>
+        <w:t>Filipenses 1.12</w:t>
+      </w:r>
       <w:r>
         <w:rPr>
           <w:lang w:val="pt_PT" w:bidi="pt_PT"/>
@@ -37836,18 +37512,12 @@
         </w:rPr>
         <w:t xml:space="preserve"> em </w:t>
       </w:r>
-      <w:hyperlink r:id="rId18">
-        <w:r>
-          <w:rPr>
-            <w:lang w:val="pt_PT" w:bidi="pt_PT"/>
-          </w:rPr>
-          <w:rPr>
-            <w:color w:val="0000EE"/>
-            <w:u w:val="single"/>
-          </w:rPr>
-          <w:t>Filipenses 1.12</w:t>
-        </w:r>
-      </w:hyperlink>
+      <w:r>
+        <w:rPr>
+          <w:lang w:val="pt_PT" w:bidi="pt_PT"/>
+        </w:rPr>
+        <w:t>Filipenses 1.12</w:t>
+      </w:r>
       <w:r>
         <w:rPr>
           <w:lang w:val="pt_PT" w:bidi="pt_PT"/>
@@ -38481,18 +38151,12 @@
         </w:rPr>
         <w:t xml:space="preserve"> a qual pode se referir a: (1) o que vem antes dela, caso em que essa frase significa “da maneira que acabei de explicar a você”. Tradução alternativa: “permaneçam firmes no Senhor da maneira que acabei de explicar a vocês, amados”; (2) o que Paulo ordena que os cristãos filipenses façam em </w:t>
       </w:r>
-      <w:hyperlink r:id="rId44">
-        <w:r>
-          <w:rPr>
-            <w:lang w:val="pt_PT" w:bidi="pt_PT"/>
-          </w:rPr>
-          <w:rPr>
-            <w:color w:val="0000EE"/>
-            <w:u w:val="single"/>
-          </w:rPr>
-          <w:t>Fp 4.2–9</w:t>
-        </w:r>
-      </w:hyperlink>
+      <w:r>
+        <w:rPr>
+          <w:lang w:val="pt_PT" w:bidi="pt_PT"/>
+        </w:rPr>
+        <w:t>Fp 4.2–9</w:t>
+      </w:r>
       <w:r>
         <w:rPr>
           <w:lang w:val="pt_PT" w:bidi="pt_PT"/>
@@ -39485,18 +39149,12 @@
         </w:rPr>
         <w:t xml:space="preserve"> em </w:t>
       </w:r>
-      <w:hyperlink r:id="rId16">
-        <w:r>
-          <w:rPr>
-            <w:lang w:val="pt_PT" w:bidi="pt_PT"/>
-          </w:rPr>
-          <w:rPr>
-            <w:color w:val="0000EE"/>
-            <w:u w:val="single"/>
-          </w:rPr>
-          <w:t>Fp 1.5</w:t>
-        </w:r>
-      </w:hyperlink>
+      <w:r>
+        <w:rPr>
+          <w:lang w:val="pt_PT" w:bidi="pt_PT"/>
+        </w:rPr>
+        <w:t>Fp 1.5</w:t>
+      </w:r>
       <w:r>
         <w:rPr>
           <w:lang w:val="pt_PT" w:bidi="pt_PT"/>
@@ -39805,18 +39463,12 @@
         </w:rPr>
         <w:t xml:space="preserve">Veja como você traduziu essa frase em </w:t>
       </w:r>
-      <w:hyperlink r:id="rId40">
-        <w:r>
-          <w:rPr>
-            <w:lang w:val="pt_PT" w:bidi="pt_PT"/>
-          </w:rPr>
-          <w:rPr>
-            <w:color w:val="0000EE"/>
-            <w:u w:val="single"/>
-          </w:rPr>
-          <w:t>Filipenses 3.1</w:t>
-        </w:r>
-      </w:hyperlink>
+      <w:r>
+        <w:rPr>
+          <w:lang w:val="pt_PT" w:bidi="pt_PT"/>
+        </w:rPr>
+        <w:t>Filipenses 3.1</w:t>
+      </w:r>
       <w:r>
         <w:rPr>
           <w:lang w:val="pt_PT" w:bidi="pt_PT"/>
@@ -42305,18 +41957,12 @@
         </w:rPr>
         <w:t xml:space="preserve"> em </w:t>
       </w:r>
-      <w:hyperlink r:id="rId45">
-        <w:r>
-          <w:rPr>
-            <w:lang w:val="pt_PT" w:bidi="pt_PT"/>
-          </w:rPr>
-          <w:rPr>
-            <w:color w:val="0000EE"/>
-            <w:u w:val="single"/>
-          </w:rPr>
-          <w:t>Filipenses 1.1</w:t>
-        </w:r>
-      </w:hyperlink>
+      <w:r>
+        <w:rPr>
+          <w:lang w:val="pt_PT" w:bidi="pt_PT"/>
+        </w:rPr>
+        <w:t>Filipenses 1.1</w:t>
+      </w:r>
       <w:r>
         <w:rPr>
           <w:lang w:val="pt_PT" w:bidi="pt_PT"/>
@@ -42492,18 +42138,12 @@
         </w:rPr>
         <w:t xml:space="preserve"> em </w:t>
       </w:r>
-      <w:hyperlink r:id="rId18">
-        <w:r>
-          <w:rPr>
-            <w:lang w:val="pt_PT" w:bidi="pt_PT"/>
-          </w:rPr>
-          <w:rPr>
-            <w:color w:val="0000EE"/>
-            <w:u w:val="single"/>
-          </w:rPr>
-          <w:t>Filipenses 1.12</w:t>
-        </w:r>
-      </w:hyperlink>
+      <w:r>
+        <w:rPr>
+          <w:lang w:val="pt_PT" w:bidi="pt_PT"/>
+        </w:rPr>
+        <w:t>Filipenses 1.12</w:t>
+      </w:r>
       <w:r>
         <w:rPr>
           <w:lang w:val="pt_PT" w:bidi="pt_PT"/>
@@ -43928,18 +43568,12 @@
         </w:rPr>
         <w:t xml:space="preserve"> em </w:t>
       </w:r>
-      <w:hyperlink r:id="rId46">
-        <w:r>
-          <w:rPr>
-            <w:lang w:val="pt_PT" w:bidi="pt_PT"/>
-          </w:rPr>
-          <w:rPr>
-            <w:color w:val="0000EE"/>
-            <w:u w:val="single"/>
-          </w:rPr>
-          <w:t>Filipenses 3.12</w:t>
-        </w:r>
-      </w:hyperlink>
+      <w:r>
+        <w:rPr>
+          <w:lang w:val="pt_PT" w:bidi="pt_PT"/>
+        </w:rPr>
+        <w:t>Filipenses 3.12</w:t>
+      </w:r>
       <w:r>
         <w:rPr>
           <w:lang w:val="pt_PT" w:bidi="pt_PT"/>
@@ -46455,36 +46089,24 @@
         </w:rPr>
         <w:t xml:space="preserve"> em </w:t>
       </w:r>
-      <w:hyperlink r:id="rId16">
-        <w:r>
-          <w:rPr>
-            <w:lang w:val="pt_PT" w:bidi="pt_PT"/>
-          </w:rPr>
-          <w:rPr>
-            <w:color w:val="0000EE"/>
-            <w:u w:val="single"/>
-          </w:rPr>
-          <w:t>Filipenses 1.5</w:t>
-        </w:r>
-      </w:hyperlink>
+      <w:r>
+        <w:rPr>
+          <w:lang w:val="pt_PT" w:bidi="pt_PT"/>
+        </w:rPr>
+        <w:t>Filipenses 1.5</w:t>
+      </w:r>
       <w:r>
         <w:rPr>
           <w:lang w:val="pt_PT" w:bidi="pt_PT"/>
         </w:rPr>
         <w:t xml:space="preserve"> e </w:t>
       </w:r>
-      <w:hyperlink r:id="rId13">
-        <w:r>
-          <w:rPr>
-            <w:lang w:val="pt_PT" w:bidi="pt_PT"/>
-          </w:rPr>
-          <w:rPr>
-            <w:color w:val="0000EE"/>
-            <w:u w:val="single"/>
-          </w:rPr>
-          <w:t>4.3</w:t>
-        </w:r>
-      </w:hyperlink>
+      <w:r>
+        <w:rPr>
+          <w:lang w:val="pt_PT" w:bidi="pt_PT"/>
+        </w:rPr>
+        <w:t>4.3</w:t>
+      </w:r>
       <w:r>
         <w:rPr>
           <w:lang w:val="pt_PT" w:bidi="pt_PT"/>
@@ -47415,18 +47037,12 @@
         </w:rPr>
         <w:t xml:space="preserve"> de que precisa dos crentes filipenses e, portanto, está suficientemente suprido. Tradução alternativa: “Tenho tudo o que preciso e estou contente”; (2) que Paulo está continuando a metáfora comercial de </w:t>
       </w:r>
-      <w:hyperlink r:id="rId47">
-        <w:r>
-          <w:rPr>
-            <w:lang w:val="pt_PT" w:bidi="pt_PT"/>
-          </w:rPr>
-          <w:rPr>
-            <w:color w:val="0000EE"/>
-            <w:u w:val="single"/>
-          </w:rPr>
-          <w:t>Fp 4.17</w:t>
-        </w:r>
-      </w:hyperlink>
+      <w:r>
+        <w:rPr>
+          <w:lang w:val="pt_PT" w:bidi="pt_PT"/>
+        </w:rPr>
+        <w:t>Fp 4.17</w:t>
+      </w:r>
       <w:r>
         <w:rPr>
           <w:lang w:val="pt_PT" w:bidi="pt_PT"/>
@@ -47781,18 +47397,12 @@
         </w:rPr>
         <w:t xml:space="preserve"> é o nome de um homem. Veja como você traduziu o nome dele em </w:t>
       </w:r>
-      <w:hyperlink r:id="rId48">
-        <w:r>
-          <w:rPr>
-            <w:lang w:val="pt_PT" w:bidi="pt_PT"/>
-          </w:rPr>
-          <w:rPr>
-            <w:color w:val="0000EE"/>
-            <w:u w:val="single"/>
-          </w:rPr>
-          <w:t>Fp 2.25</w:t>
-        </w:r>
-      </w:hyperlink>
+      <w:r>
+        <w:rPr>
+          <w:lang w:val="pt_PT" w:bidi="pt_PT"/>
+        </w:rPr>
+        <w:t>Fp 2.25</w:t>
+      </w:r>
       <w:r>
         <w:rPr>
           <w:lang w:val="pt_PT" w:bidi="pt_PT"/>
@@ -48534,18 +48144,12 @@
         </w:rPr>
         <w:t xml:space="preserve"> em </w:t>
       </w:r>
-      <w:hyperlink r:id="rId18">
-        <w:r>
-          <w:rPr>
-            <w:lang w:val="pt_PT" w:bidi="pt_PT"/>
-          </w:rPr>
-          <w:rPr>
-            <w:color w:val="0000EE"/>
-            <w:u w:val="single"/>
-          </w:rPr>
-          <w:t>Filipenses 1.12</w:t>
-        </w:r>
-      </w:hyperlink>
+      <w:r>
+        <w:rPr>
+          <w:lang w:val="pt_PT" w:bidi="pt_PT"/>
+        </w:rPr>
+        <w:t>Filipenses 1.12</w:t>
+      </w:r>
       <w:r>
         <w:rPr>
           <w:lang w:val="pt_PT" w:bidi="pt_PT"/>
@@ -48690,18 +48294,12 @@
         </w:rPr>
         <w:t xml:space="preserve"> em </w:t>
       </w:r>
-      <w:hyperlink r:id="rId18">
-        <w:r>
-          <w:rPr>
-            <w:lang w:val="pt_PT" w:bidi="pt_PT"/>
-          </w:rPr>
-          <w:rPr>
-            <w:color w:val="0000EE"/>
-            <w:u w:val="single"/>
-          </w:rPr>
-          <w:t>Filipenses 1.12</w:t>
-        </w:r>
-      </w:hyperlink>
+      <w:r>
+        <w:rPr>
+          <w:lang w:val="pt_PT" w:bidi="pt_PT"/>
+        </w:rPr>
+        <w:t>Filipenses 1.12</w:t>
+      </w:r>
       <w:r>
         <w:rPr>
           <w:lang w:val="pt_PT" w:bidi="pt_PT"/>
